--- a/2026 ASA South Florida High School Data Challenge--teacher-facing .docx
+++ b/2026 ASA South Florida High School Data Challenge--teacher-facing .docx
@@ -213,7 +213,7 @@
           <w:sz w:val="22"/>
           <w:szCs w:val="22"/>
         </w:rPr>
-        <w:pict w14:anchorId="19044964">
+        <w:pict w14:anchorId="0AA81ED2">
           <v:rect id="_x0000_i1031" alt="" style="width:468pt;height:.05pt;mso-width-percent:0;mso-height-percent:0;mso-width-percent:0;mso-height-percent:0" o:hralign="center" o:hrstd="t" o:hr="t" fillcolor="#a0a0a0" stroked="f"/>
         </w:pict>
       </w:r>
@@ -404,7 +404,7 @@
           <w:sz w:val="22"/>
           <w:szCs w:val="22"/>
         </w:rPr>
-        <w:pict w14:anchorId="64F2FD02">
+        <w:pict w14:anchorId="4253B626">
           <v:rect id="_x0000_i1030" alt="" style="width:468pt;height:.05pt;mso-width-percent:0;mso-height-percent:0;mso-width-percent:0;mso-height-percent:0" o:hralign="center" o:hrstd="t" o:hr="t" fillcolor="#a0a0a0" stroked="f"/>
         </w:pict>
       </w:r>
@@ -603,7 +603,7 @@
           <w:sz w:val="22"/>
           <w:szCs w:val="22"/>
         </w:rPr>
-        <w:pict w14:anchorId="006E2461">
+        <w:pict w14:anchorId="5705C409">
           <v:rect id="_x0000_i1029" alt="" style="width:468pt;height:.05pt;mso-width-percent:0;mso-height-percent:0;mso-width-percent:0;mso-height-percent:0" o:hralign="center" o:hrstd="t" o:hr="t" fillcolor="#a0a0a0" stroked="f"/>
         </w:pict>
       </w:r>
@@ -909,7 +909,7 @@
           <w:sz w:val="22"/>
           <w:szCs w:val="22"/>
         </w:rPr>
-        <w:pict w14:anchorId="718B2767">
+        <w:pict w14:anchorId="5AE52542">
           <v:rect id="_x0000_i1028" alt="" style="width:468pt;height:.05pt;mso-width-percent:0;mso-height-percent:0;mso-width-percent:0;mso-height-percent:0" o:hralign="center" o:hrstd="t" o:hr="t" fillcolor="#a0a0a0" stroked="f"/>
         </w:pict>
       </w:r>
@@ -986,7 +986,31 @@
           <w:szCs w:val="22"/>
           <w14:ligatures w14:val="none"/>
         </w:rPr>
-        <w:t>$150</w:t>
+        <w:t>$</w:t>
+      </w:r>
+      <w:r>
+        <w:rPr>
+          <w:rFonts w:ascii="Times New Roman" w:eastAsia="Times New Roman" w:hAnsi="Times New Roman" w:cs="Times New Roman"/>
+          <w:b/>
+          <w:bCs/>
+          <w:kern w:val="0"/>
+          <w:sz w:val="22"/>
+          <w:szCs w:val="22"/>
+          <w14:ligatures w14:val="none"/>
+        </w:rPr>
+        <w:t>30</w:t>
+      </w:r>
+      <w:r>
+        <w:rPr>
+          <w:rFonts w:ascii="Times New Roman" w:eastAsia="Times New Roman" w:hAnsi="Times New Roman" w:cs="Times New Roman"/>
+          <w:b/>
+          <w:bCs/>
+          <w:kern w:val="0"/>
+          <w:sz w:val="22"/>
+          <w:szCs w:val="22"/>
+          <w14:ligatures w14:val="none"/>
+        </w:rPr>
+        <w:t>0</w:t>
       </w:r>
       <w:r>
         <w:rPr>
@@ -1109,7 +1133,7 @@
           <w:sz w:val="22"/>
           <w:szCs w:val="22"/>
         </w:rPr>
-        <w:pict w14:anchorId="508AC7DB">
+        <w:pict w14:anchorId="7CD3ED5F">
           <v:rect id="_x0000_i1027" alt="" style="width:468pt;height:.05pt;mso-width-percent:0;mso-height-percent:0;mso-width-percent:0;mso-height-percent:0" o:hralign="center" o:hrstd="t" o:hr="t" fillcolor="#a0a0a0" stroked="f"/>
         </w:pict>
       </w:r>
@@ -1216,7 +1240,7 @@
           <w:sz w:val="22"/>
           <w:szCs w:val="22"/>
         </w:rPr>
-        <w:pict w14:anchorId="340D485E">
+        <w:pict w14:anchorId="2F38F93C">
           <v:rect id="_x0000_i1026" alt="" style="width:468pt;height:.05pt;mso-width-percent:0;mso-height-percent:0;mso-width-percent:0;mso-height-percent:0" o:hralign="center" o:hrstd="t" o:hr="t" fillcolor="#a0a0a0" stroked="f"/>
         </w:pict>
       </w:r>
@@ -1370,7 +1394,7 @@
           <w:sz w:val="22"/>
           <w:szCs w:val="22"/>
         </w:rPr>
-        <w:pict w14:anchorId="4D89C7D9">
+        <w:pict w14:anchorId="700F9BEB">
           <v:rect id="_x0000_i1025" alt="" style="width:468pt;height:.05pt;mso-width-percent:0;mso-height-percent:0;mso-width-percent:0;mso-height-percent:0" o:hralign="center" o:hrstd="t" o:hr="t" fillcolor="#a0a0a0" stroked="f"/>
         </w:pict>
       </w:r>
